--- a/docs/analysis/instrukciya-pokrytie-maskirovaniya-perechen-d8.docx
+++ b/docs/analysis/instrukciya-pokrytie-maskirovaniya-perechen-d8.docx
@@ -131,6 +131,20 @@
     </w:p>
     <w:p>
       <w:pPr>
+        <w:spacing w:after="140" w:line="300"/>
+      </w:pPr>
+      <w:r>
+        <w:rPr>
+          <w:rFonts w:ascii="Arial" w:cs="Arial" w:eastAsia="Arial" w:hAnsi="Arial"/>
+          <w:color w:val="5B6570"/>
+          <w:sz w:val="19"/>
+          <w:szCs w:val="19"/>
+        </w:rPr>
+        <w:t xml:space="preserve">Проверка качества: перед финализацией проведена независимая повторная сверка скана с распечатанной таблицей (силами отдельного технического ревью). Реквизиты приказа (дата, номер, подпись ген. директора В.В. Грицука) подтверждены как перепечатанные верно. Найдена и исправлена одна содержательная неточность — в п. 2.1 при первой перепечатке был упущен фрагмент про идентификационную информацию по контрагентам; формулировка восстановлена по оригиналу. Остальные расхождения — некритичные сокращения формулировок (таблица по методологии даёт «дословно/по смыслу», не построчную цитату).</w:t>
+      </w:r>
+    </w:p>
+    <w:p>
+      <w:pPr>
         <w:pStyle w:val="Heading1"/>
         <w:spacing w:after="160" w:before="320"/>
       </w:pPr>
@@ -236,7 +250,7 @@
           <w:sz w:val="21"/>
           <w:szCs w:val="21"/>
         </w:rPr>
-        <w:t xml:space="preserve">Результат оформлен как построчная таблица (одна строка = один пункт перечня) в файле docs/analysis/pokrytie-maskirovaniya-perechen-d8.xlsx, лист «Покрытие маскирования»: пункт, раздел, требование заказчика, наш тип/код, статус, комментарий.</w:t>
+        <w:t xml:space="preserve">Результат оформлен как построчная таблица (одна строка = один пункт перечня) в файле docs/analysis/pokrytie-maskirovaniya-perechen-d8.xlsx, лист «Покрытие маскирования»: пункт, раздел, требование заказчика, наш тип/код, статус, флаг «требуется уточнение», комментарий, вопрос к заказчику с примером, ссылка на эталонные тестовые файлы для проверки.</w:t>
       </w:r>
     </w:p>
     <w:p>
@@ -529,7 +543,7 @@
                 <w:sz w:val="19"/>
                 <w:szCs w:val="19"/>
               </w:rPr>
-              <w:t xml:space="preserve">4</w:t>
+              <w:t xml:space="preserve">5</w:t>
             </w:r>
           </w:p>
         </w:tc>
@@ -558,7 +572,7 @@
                 <w:sz w:val="19"/>
                 <w:szCs w:val="19"/>
               </w:rPr>
-              <w:t xml:space="preserve">13%</w:t>
+              <w:t xml:space="preserve">17%</w:t>
             </w:r>
           </w:p>
         </w:tc>
@@ -620,7 +634,7 @@
                 <w:sz w:val="19"/>
                 <w:szCs w:val="19"/>
               </w:rPr>
-              <w:t xml:space="preserve">22</w:t>
+              <w:t xml:space="preserve">21</w:t>
             </w:r>
           </w:p>
         </w:tc>
@@ -649,7 +663,7 @@
                 <w:sz w:val="19"/>
                 <w:szCs w:val="19"/>
               </w:rPr>
-              <w:t xml:space="preserve">73%</w:t>
+              <w:t xml:space="preserve">70%</w:t>
             </w:r>
           </w:p>
         </w:tc>
@@ -759,20 +773,350 @@
           <w:sz w:val="21"/>
           <w:szCs w:val="21"/>
         </w:rPr>
-        <w:t xml:space="preserve">Полностью покрыты («Маскируется») — базовые персональные идентификаторы клиента: ФИО, адрес, телефон, email. Частично покрыты — документы, удостоверяющие личность (только паспорт РФ), информация о представителях/бенефициарах, ФИО/наименование клиента с уникальным кодом, информация о контрагентах.</w:t>
-      </w:r>
-    </w:p>
-    <w:p>
-      <w:pPr>
-        <w:spacing w:after="140" w:line="300"/>
-      </w:pPr>
-      <w:r>
-        <w:rPr>
-          <w:rFonts w:ascii="Arial" w:cs="Arial" w:eastAsia="Arial" w:hAnsi="Arial"/>
-          <w:sz w:val="21"/>
-          <w:szCs w:val="21"/>
-        </w:rPr>
-        <w:t xml:space="preserve">Основной объём пунктов (22 из 30, 73%) относится к финансово-операционным данным (сделки, займы, задолженность, остатки по счетам), IT-инфраструктуре, организационно-технической информации об ИБ и политике работы с ИИ — эти категории по своей природе не являются именованными PII-сущностями и не покрываются PII-маскировщиком напрямую.</w:t>
+        <w:t xml:space="preserve">Полностью покрыты («Маскируется») — базовые персональные идентификаторы клиента: ФИО, адрес, телефон, email. Частично покрыты (5 пунктов) — документы, удостоверяющие личность (только паспорт РФ), информация о представителях/бенефициарах, ФИО/наименование клиента с уникальным кодом, информация о контрагентах, и — уточнено при ревью — структура сети (IP-адреса уже маскируются встроенным типом IP, не покрыты только имена серверов и текстовое описание топологии).</w:t>
+      </w:r>
+    </w:p>
+    <w:p>
+      <w:pPr>
+        <w:spacing w:after="140" w:line="300"/>
+      </w:pPr>
+      <w:r>
+        <w:rPr>
+          <w:rFonts w:ascii="Arial" w:cs="Arial" w:eastAsia="Arial" w:hAnsi="Arial"/>
+          <w:b/>
+          <w:bCs/>
+          <w:sz w:val="21"/>
+          <w:szCs w:val="21"/>
+        </w:rPr>
+        <w:t xml:space="preserve">21 из 30 пунктов (70%) формально имеют статус «Не маскируется» — но это не единая категория. Число вводит в заблуждение, если не разбить его по причине:</w:t>
+      </w:r>
+    </w:p>
+    <w:tbl>
+      <w:tblPr>
+        <w:tblW w:type="dxa" w:w="8500"/>
+        <w:tblBorders>
+          <w:top w:val="single" w:color="auto" w:sz="4"/>
+          <w:left w:val="single" w:color="auto" w:sz="4"/>
+          <w:bottom w:val="single" w:color="auto" w:sz="4"/>
+          <w:right w:val="single" w:color="auto" w:sz="4"/>
+          <w:insideH w:val="single" w:color="auto" w:sz="4"/>
+          <w:insideV w:val="single" w:color="auto" w:sz="4"/>
+        </w:tblBorders>
+      </w:tblPr>
+      <w:tblGrid>
+        <w:gridCol w:w="4700"/>
+        <w:gridCol w:w="1900"/>
+        <w:gridCol w:w="1900"/>
+      </w:tblGrid>
+      <w:tr>
+        <w:tc>
+          <w:tcPr>
+            <w:tcW w:type="dxa" w:w="4700"/>
+            <w:tcBorders>
+              <w:top w:val="single" w:color="D9D9D9" w:sz="4"/>
+              <w:left w:val="single" w:color="D9D9D9" w:sz="4"/>
+              <w:bottom w:val="single" w:color="D9D9D9" w:sz="4"/>
+              <w:right w:val="single" w:color="D9D9D9" w:sz="4"/>
+            </w:tcBorders>
+            <w:shd w:fill="0E6E63" w:val="clear"/>
+            <w:tcMar>
+              <w:top w:type="dxa" w:w="80"/>
+              <w:left w:type="dxa" w:w="100"/>
+              <w:bottom w:type="dxa" w:w="80"/>
+              <w:right w:type="dxa" w:w="100"/>
+            </w:tcMar>
+          </w:tcPr>
+          <w:p>
+            <w:r>
+              <w:rPr>
+                <w:rFonts w:ascii="Arial" w:cs="Arial" w:eastAsia="Arial" w:hAnsi="Arial"/>
+                <w:b/>
+                <w:bCs/>
+                <w:color w:val="FFFFFF"/>
+                <w:sz w:val="19"/>
+                <w:szCs w:val="19"/>
+              </w:rPr>
+              <w:t xml:space="preserve">Категория (из 21 «Не маскируется»)</w:t>
+            </w:r>
+          </w:p>
+        </w:tc>
+        <w:tc>
+          <w:tcPr>
+            <w:tcW w:type="dxa" w:w="1900"/>
+            <w:tcBorders>
+              <w:top w:val="single" w:color="D9D9D9" w:sz="4"/>
+              <w:left w:val="single" w:color="D9D9D9" w:sz="4"/>
+              <w:bottom w:val="single" w:color="D9D9D9" w:sz="4"/>
+              <w:right w:val="single" w:color="D9D9D9" w:sz="4"/>
+            </w:tcBorders>
+            <w:shd w:fill="0E6E63" w:val="clear"/>
+            <w:tcMar>
+              <w:top w:type="dxa" w:w="80"/>
+              <w:left w:type="dxa" w:w="100"/>
+              <w:bottom w:type="dxa" w:w="80"/>
+              <w:right w:type="dxa" w:w="100"/>
+            </w:tcMar>
+          </w:tcPr>
+          <w:p>
+            <w:r>
+              <w:rPr>
+                <w:rFonts w:ascii="Arial" w:cs="Arial" w:eastAsia="Arial" w:hAnsi="Arial"/>
+                <w:b/>
+                <w:bCs/>
+                <w:color w:val="FFFFFF"/>
+                <w:sz w:val="19"/>
+                <w:szCs w:val="19"/>
+              </w:rPr>
+              <w:t xml:space="preserve">Кол-во</w:t>
+            </w:r>
+          </w:p>
+        </w:tc>
+        <w:tc>
+          <w:tcPr>
+            <w:tcW w:type="dxa" w:w="1900"/>
+            <w:tcBorders>
+              <w:top w:val="single" w:color="D9D9D9" w:sz="4"/>
+              <w:left w:val="single" w:color="D9D9D9" w:sz="4"/>
+              <w:bottom w:val="single" w:color="D9D9D9" w:sz="4"/>
+              <w:right w:val="single" w:color="D9D9D9" w:sz="4"/>
+            </w:tcBorders>
+            <w:shd w:fill="0E6E63" w:val="clear"/>
+            <w:tcMar>
+              <w:top w:type="dxa" w:w="80"/>
+              <w:left w:type="dxa" w:w="100"/>
+              <w:bottom w:type="dxa" w:w="80"/>
+              <w:right w:type="dxa" w:w="100"/>
+            </w:tcMar>
+          </w:tcPr>
+          <w:p>
+            <w:r>
+              <w:rPr>
+                <w:rFonts w:ascii="Arial" w:cs="Arial" w:eastAsia="Arial" w:hAnsi="Arial"/>
+                <w:b/>
+                <w:bCs/>
+                <w:color w:val="FFFFFF"/>
+                <w:sz w:val="19"/>
+                <w:szCs w:val="19"/>
+              </w:rPr>
+              <w:t xml:space="preserve">Доля от 30</w:t>
+            </w:r>
+          </w:p>
+        </w:tc>
+      </w:tr>
+      <w:tr>
+        <w:tc>
+          <w:tcPr>
+            <w:tcW w:type="dxa" w:w="4700"/>
+            <w:tcBorders>
+              <w:top w:val="single" w:color="D9D9D9" w:sz="4"/>
+              <w:left w:val="single" w:color="D9D9D9" w:sz="4"/>
+              <w:bottom w:val="single" w:color="D9D9D9" w:sz="4"/>
+              <w:right w:val="single" w:color="D9D9D9" w:sz="4"/>
+            </w:tcBorders>
+            <w:shd w:fill="FBF0DC" w:val="clear"/>
+            <w:tcMar>
+              <w:top w:type="dxa" w:w="60"/>
+              <w:left w:type="dxa" w:w="100"/>
+              <w:bottom w:type="dxa" w:w="60"/>
+              <w:right w:type="dxa" w:w="100"/>
+            </w:tcMar>
+          </w:tcPr>
+          <w:p>
+            <w:r>
+              <w:rPr>
+                <w:rFonts w:ascii="Arial" w:cs="Arial" w:eastAsia="Arial" w:hAnsi="Arial"/>
+                <w:b w:val="false"/>
+                <w:bCs w:val="false"/>
+                <w:color w:val="93630F"/>
+                <w:sz w:val="19"/>
+                <w:szCs w:val="19"/>
+              </w:rPr>
+              <w:t xml:space="preserve">Потенциальный кастомный PIIType (финансово-операционные детали, п. 1.3–1.5)</w:t>
+            </w:r>
+          </w:p>
+        </w:tc>
+        <w:tc>
+          <w:tcPr>
+            <w:tcW w:type="dxa" w:w="1900"/>
+            <w:tcBorders>
+              <w:top w:val="single" w:color="D9D9D9" w:sz="4"/>
+              <w:left w:val="single" w:color="D9D9D9" w:sz="4"/>
+              <w:bottom w:val="single" w:color="D9D9D9" w:sz="4"/>
+              <w:right w:val="single" w:color="D9D9D9" w:sz="4"/>
+            </w:tcBorders>
+            <w:tcMar>
+              <w:top w:type="dxa" w:w="60"/>
+              <w:left w:type="dxa" w:w="100"/>
+              <w:bottom w:type="dxa" w:w="60"/>
+              <w:right w:type="dxa" w:w="100"/>
+            </w:tcMar>
+          </w:tcPr>
+          <w:p>
+            <w:r>
+              <w:rPr>
+                <w:rFonts w:ascii="Arial" w:cs="Arial" w:eastAsia="Arial" w:hAnsi="Arial"/>
+                <w:b w:val="false"/>
+                <w:bCs w:val="false"/>
+                <w:sz w:val="19"/>
+                <w:szCs w:val="19"/>
+              </w:rPr>
+              <w:t xml:space="preserve">8</w:t>
+            </w:r>
+          </w:p>
+        </w:tc>
+        <w:tc>
+          <w:tcPr>
+            <w:tcW w:type="dxa" w:w="1900"/>
+            <w:tcBorders>
+              <w:top w:val="single" w:color="D9D9D9" w:sz="4"/>
+              <w:left w:val="single" w:color="D9D9D9" w:sz="4"/>
+              <w:bottom w:val="single" w:color="D9D9D9" w:sz="4"/>
+              <w:right w:val="single" w:color="D9D9D9" w:sz="4"/>
+            </w:tcBorders>
+            <w:tcMar>
+              <w:top w:type="dxa" w:w="60"/>
+              <w:left w:type="dxa" w:w="100"/>
+              <w:bottom w:type="dxa" w:w="60"/>
+              <w:right w:type="dxa" w:w="100"/>
+            </w:tcMar>
+          </w:tcPr>
+          <w:p>
+            <w:r>
+              <w:rPr>
+                <w:rFonts w:ascii="Arial" w:cs="Arial" w:eastAsia="Arial" w:hAnsi="Arial"/>
+                <w:b w:val="false"/>
+                <w:bCs w:val="false"/>
+                <w:sz w:val="19"/>
+                <w:szCs w:val="19"/>
+              </w:rPr>
+              <w:t xml:space="preserve">27%</w:t>
+            </w:r>
+          </w:p>
+        </w:tc>
+      </w:tr>
+      <w:tr>
+        <w:tc>
+          <w:tcPr>
+            <w:tcW w:type="dxa" w:w="4700"/>
+            <w:tcBorders>
+              <w:top w:val="single" w:color="D9D9D9" w:sz="4"/>
+              <w:left w:val="single" w:color="D9D9D9" w:sz="4"/>
+              <w:bottom w:val="single" w:color="D9D9D9" w:sz="4"/>
+              <w:right w:val="single" w:color="D9D9D9" w:sz="4"/>
+            </w:tcBorders>
+            <w:shd w:fill="FBE7E7" w:val="clear"/>
+            <w:tcMar>
+              <w:top w:type="dxa" w:w="60"/>
+              <w:left w:type="dxa" w:w="100"/>
+              <w:bottom w:type="dxa" w:w="60"/>
+              <w:right w:type="dxa" w:w="100"/>
+            </w:tcMar>
+          </w:tcPr>
+          <w:p>
+            <w:r>
+              <w:rPr>
+                <w:rFonts w:ascii="Arial" w:cs="Arial" w:eastAsia="Arial" w:hAnsi="Arial"/>
+                <w:b w:val="false"/>
+                <w:bCs w:val="false"/>
+                <w:color w:val="A8393B"/>
+                <w:sz w:val="19"/>
+                <w:szCs w:val="19"/>
+              </w:rPr>
+              <w:t xml:space="preserve">Структурно вне PII-маскировщика (IT/ИБ/AI-policy/оргданные — RBAC/DLP, не новый тип)</w:t>
+            </w:r>
+          </w:p>
+        </w:tc>
+        <w:tc>
+          <w:tcPr>
+            <w:tcW w:type="dxa" w:w="1900"/>
+            <w:tcBorders>
+              <w:top w:val="single" w:color="D9D9D9" w:sz="4"/>
+              <w:left w:val="single" w:color="D9D9D9" w:sz="4"/>
+              <w:bottom w:val="single" w:color="D9D9D9" w:sz="4"/>
+              <w:right w:val="single" w:color="D9D9D9" w:sz="4"/>
+            </w:tcBorders>
+            <w:tcMar>
+              <w:top w:type="dxa" w:w="60"/>
+              <w:left w:type="dxa" w:w="100"/>
+              <w:bottom w:type="dxa" w:w="60"/>
+              <w:right w:type="dxa" w:w="100"/>
+            </w:tcMar>
+          </w:tcPr>
+          <w:p>
+            <w:r>
+              <w:rPr>
+                <w:rFonts w:ascii="Arial" w:cs="Arial" w:eastAsia="Arial" w:hAnsi="Arial"/>
+                <w:b w:val="false"/>
+                <w:bCs w:val="false"/>
+                <w:sz w:val="19"/>
+                <w:szCs w:val="19"/>
+              </w:rPr>
+              <w:t xml:space="preserve">13</w:t>
+            </w:r>
+          </w:p>
+        </w:tc>
+        <w:tc>
+          <w:tcPr>
+            <w:tcW w:type="dxa" w:w="1900"/>
+            <w:tcBorders>
+              <w:top w:val="single" w:color="D9D9D9" w:sz="4"/>
+              <w:left w:val="single" w:color="D9D9D9" w:sz="4"/>
+              <w:bottom w:val="single" w:color="D9D9D9" w:sz="4"/>
+              <w:right w:val="single" w:color="D9D9D9" w:sz="4"/>
+            </w:tcBorders>
+            <w:tcMar>
+              <w:top w:type="dxa" w:w="60"/>
+              <w:left w:type="dxa" w:w="100"/>
+              <w:bottom w:type="dxa" w:w="60"/>
+              <w:right w:type="dxa" w:w="100"/>
+            </w:tcMar>
+          </w:tcPr>
+          <w:p>
+            <w:r>
+              <w:rPr>
+                <w:rFonts w:ascii="Arial" w:cs="Arial" w:eastAsia="Arial" w:hAnsi="Arial"/>
+                <w:b w:val="false"/>
+                <w:bCs w:val="false"/>
+                <w:sz w:val="19"/>
+                <w:szCs w:val="19"/>
+              </w:rPr>
+              <w:t xml:space="preserve">43%</w:t>
+            </w:r>
+          </w:p>
+        </w:tc>
+      </w:tr>
+    </w:tbl>
+    <w:p>
+      <w:pPr>
+        <w:spacing w:after="140" w:before="200"/>
+      </w:pPr>
+    </w:p>
+    <w:p>
+      <w:pPr>
+        <w:spacing w:after="140" w:line="300"/>
+      </w:pPr>
+      <w:r>
+        <w:rPr>
+          <w:rFonts w:ascii="Arial" w:cs="Arial" w:eastAsia="Arial" w:hAnsi="Arial"/>
+          <w:sz w:val="21"/>
+          <w:szCs w:val="21"/>
+        </w:rPr>
+        <w:t xml:space="preserve">Первая группа (8 пунктов, раздел 1) — финансово-операционные детали (номера/даты договоров, сделки по счетам, займы, задолженность, остатки), для которых реалистично разработать кастомный PIIType. Вторая группа (13 пунктов) — контрагентские соглашения, IT-инфраструктура, ИБ-меры, программный код, политика работы с ИИ — структурно другой слой контроля, не именованные PII-сущности.</w:t>
+      </w:r>
+    </w:p>
+    <w:p>
+      <w:pPr>
+        <w:spacing w:after="140" w:line="300"/>
+      </w:pPr>
+      <w:r>
+        <w:rPr>
+          <w:rFonts w:ascii="Arial" w:cs="Arial" w:eastAsia="Arial" w:hAnsi="Arial"/>
+          <w:b w:val="false"/>
+          <w:bCs w:val="false"/>
+          <w:sz w:val="21"/>
+          <w:szCs w:val="21"/>
+        </w:rPr>
+        <w:t xml:space="preserve">Для второй группы у платформы уже есть готовый архитектурный кандидат: собственный DLP-подобный механизм (классификация текста, база защищаемых сведений, матрица допустимых получателей, режим блокировки либо направления на рассмотрение), работающий автономно и не требующий внешней системы — см. docs/rfi-responses/source/rfi-response-platform-ai-guard-extracted.md, §5.3. Формулировки соответствующих пунктов Перечня — прямой кандидат на загрузку в «базу защищаемых сведений» этого механизма, вместо разработки под них отдельных PIIType.</w:t>
       </w:r>
     </w:p>
     <w:p>
@@ -815,7 +1159,7 @@
           <w:sz w:val="21"/>
           <w:szCs w:val="21"/>
         </w:rPr>
-        <w:t xml:space="preserve">Для всех 22 пунктов со статусом «Не маскируется» в таблице (столбец G «Вопрос к заказчику») сформулирован конкретный уточняющий вопрос с примером из практики — чтобы понять, что именно заказчик ожидает маскировать: весь документ целиком, конкретное поле/сумму, или пункт закрывается не PII-маскированием, а организационными/DLP-мерами.</w:t>
+        <w:t xml:space="preserve">Для всех 21+5 пунктов со статусом «Не маскируется» или «Частично» в таблице (столбец H «Вопрос к заказчику») сформулирован конкретный уточняющий вопрос с примером из практики и, где применимо, наша техническая рекомендация — не просто открытый вопрос, а предложенный вариант решения на подтверждение.</w:t>
       </w:r>
     </w:p>
     <w:p>
@@ -848,7 +1192,7 @@
           <w:sz w:val="21"/>
           <w:szCs w:val="21"/>
         </w:rPr>
-        <w:t xml:space="preserve">Финансово-операционные детали (п. 1.3–1.5, 8 пунктов) — нужен ли отдельный кастомный тип (например, «НОМЕР_ДОГОВОРА»), или достаточно уже маскируемых ФИО/сумм, встречающихся в том же тексте.</w:t>
+        <w:t xml:space="preserve">Финансово-операционные детали (п. 1.3–1.5, 8 пунктов) — по каждому дана рекомендация завести кастомный тип (например, «НОМЕР_ДОГОВОРА»), с оговоркой: такой тип не будет иметь контрольной суммы для валидации (она реализована только для ИНН/СНИЛС/карты/ОГРН/IBAN/VIN), возможны ложные срабатывания на нестандартных форматах.</w:t>
       </w:r>
     </w:p>
     <w:p>
@@ -866,7 +1210,7 @@
           <w:sz w:val="21"/>
           <w:szCs w:val="21"/>
         </w:rPr>
-        <w:t xml:space="preserve">IT-инфраструктура и ИБ (п. 3.1–3.4, 4.1–4.6, 10 пунктов) — подтверждение, что контроль обеспечивается организационными/техническими мерами (RBAC, журналирование доступа, запрет передачи в ИИ), а не PII-маскировщиком.</w:t>
+        <w:t xml:space="preserve">IT-инфраструктура и ИБ (п. 3.1, 3.2, 3.4, 4.1–4.6, 9 пунктов) — рекомендация: закрывать организационными/техническими мерами (RBAC, журналирование доступа) и встроенным DLP-механизмом платформы (см. раздел 3), а не PII-маскировщиком; для программного кода (п. 3.4) — это не рекомендация, а техническое ограничение: NER-детектор не покрывает произвольный код.</w:t>
       </w:r>
     </w:p>
     <w:p>
@@ -884,20 +1228,51 @@
           <w:sz w:val="21"/>
           <w:szCs w:val="21"/>
         </w:rPr>
-        <w:t xml:space="preserve">Политика работы с ИИ и договорная информация (п. 1.1, 2.2, 5.1–5.2, 4 пункта) — уточнение, должна ли проверка работать на уровне блокировки документа целиком при обнаружении данных из разделов 1–4, или требуется маскирование конкретных полей.</w:t>
-      </w:r>
-    </w:p>
-    <w:p>
-      <w:pPr>
-        <w:spacing w:after="140" w:line="300"/>
-      </w:pPr>
-      <w:r>
-        <w:rPr>
-          <w:rFonts w:ascii="Arial" w:cs="Arial" w:eastAsia="Arial" w:hAnsi="Arial"/>
-          <w:sz w:val="21"/>
-          <w:szCs w:val="21"/>
-        </w:rPr>
-        <w:t xml:space="preserve">Полный список всех 22 вопросов с примерами — в файле docs/analysis/pokrytie-maskirovaniya-perechen-d8.xlsx, лист «Покрытие маскирования», столбец «Вопрос к заказчику (для уточнения объёма маскирования)». Ответы заказчика необходимы до начала разработки кастомных типов и настройки политик пилота.</w:t>
+        <w:t xml:space="preserve">Политика работы с ИИ и договорная информация (п. 1.1, 2.2, 5.1–5.2, 4 пункта) — уточнение, должна ли проверка работать на уровне блокировки документа целиком при обнаружении данных из разделов 1–4 (через DLP-механизм), или требуется маскирование конкретных полей.</w:t>
+      </w:r>
+    </w:p>
+    <w:p>
+      <w:pPr>
+        <w:spacing w:after="140" w:line="300"/>
+      </w:pPr>
+      <w:r>
+        <w:rPr>
+          <w:rFonts w:ascii="Arial" w:cs="Arial" w:eastAsia="Arial" w:hAnsi="Arial"/>
+          <w:b/>
+          <w:bCs/>
+          <w:sz w:val="21"/>
+          <w:szCs w:val="21"/>
+        </w:rPr>
+        <w:t xml:space="preserve">Отдельный риск для сроков пилота:</w:t>
+      </w:r>
+    </w:p>
+    <w:p>
+      <w:pPr>
+        <w:spacing w:after="140" w:line="300"/>
+      </w:pPr>
+      <w:r>
+        <w:rPr>
+          <w:rFonts w:ascii="Arial" w:cs="Arial" w:eastAsia="Arial" w:hAnsi="Arial"/>
+          <w:b/>
+          <w:bCs/>
+          <w:color w:val="A8393B"/>
+          <w:sz w:val="21"/>
+          <w:szCs w:val="21"/>
+        </w:rPr>
+        <w:t xml:space="preserve">Пункт 1.3 «Номера и даты договоров» — кастомный тип «НОМЕР_ДОГОВОРА» пока не реализован, но «Номер договора» уже используется как целевая сущность в ground-truth наборе (docs/test-data/anonymizer-2-test-documents/manifest.json) для приёмочного критерия ≥98% (docs/analysis/case-03-pilot-tz-ai-guard.md). Если ответ заказчика по этому пункту задержится, приёмочный тест пилота рискует не набрать нужный процент именно из-за этого прогнозируемого пробела — стоит поднять этот вопрос заказчику в приоритетном порядке, отдельно от остальных 20.</w:t>
+      </w:r>
+    </w:p>
+    <w:p>
+      <w:pPr>
+        <w:spacing w:after="140" w:line="300"/>
+      </w:pPr>
+      <w:r>
+        <w:rPr>
+          <w:rFonts w:ascii="Arial" w:cs="Arial" w:eastAsia="Arial" w:hAnsi="Arial"/>
+          <w:sz w:val="21"/>
+          <w:szCs w:val="21"/>
+        </w:rPr>
+        <w:t xml:space="preserve">Полный список всех вопросов с примерами — в файле docs/analysis/pokrytie-maskirovaniya-perechen-d8.xlsx, лист «Покрытие маскирования», столбец «Вопрос к заказчику (для уточнения объёма маскирования)», и краткий флаг «Требуется уточнение» в столбце F. Ответы заказчика необходимы до начала разработки кастомных типов и настройки политик пилота.</w:t>
       </w:r>
     </w:p>
     <w:p>
